--- a/state-vignettes/pennsylvania_highway_report.docx
+++ b/state-vignettes/pennsylvania_highway_report.docx
@@ -10,12 +10,12 @@
         <w:rPr>
           <w:color w:val="FF5500"/>
         </w:rPr>
-        <w:t>Pennsylvania Ranks 36th in the Nation in Highway Performance and Cost-Effectiveness</w:t>
+        <w:t>Pennsylvania Ranks 35th in the Nation in Highway Performance and Cost-Effectiveness</w:t>
       </w:r>
     </w:p>
     <w:p>
       <w:r>
-        <w:t>Pennsylvania’s highway system ranks 36th in the nation in overall cost-effectiveness and condition.</w:t>
+        <w:t>Pennsylvania’s highway system ranks 35th in the nation in overall cost-effectiveness and condition.</w:t>
       </w:r>
     </w:p>
     <w:p>
@@ -25,42 +25,42 @@
     </w:p>
     <w:p>
       <w:r>
-        <w:t>In safety and condition categories, Pennsylvania’s highways rank 40th in urban Interstate pavement condition, 41st in rural Interstate pavement condition, 37th in urban arterial pavement condition, 37th in rural arterial pavement condition, 45th in structurally deficient bridges, 21st in urban fatality rate, and 8th in rural fatality rate.</w:t>
+        <w:t>In safety and condition categories, Pennsylvania’s highways rank 43rd in urban Interstate pavement condition, 39th in rural Interstate pavement condition, 39th in urban arterial pavement condition, 33rd in rural arterial pavement condition, 45th in structurally deficient bridges, 30th in urban fatality rate, and 6th in rural fatality rate.</w:t>
       </w:r>
     </w:p>
     <w:p>
       <w:r>
-        <w:t>Pennsylvania ranks 42nd out of the 50 states in traffic congestion, and its drivers spend 38.54 hours a year stuck in traffic congestion.</w:t>
+        <w:t>Pennsylvania ranks 42nd out of the 50 states in traffic congestion, and its drivers spend 41.76 hours a year stuck in traffic congestion.</w:t>
       </w:r>
     </w:p>
     <w:p>
       <w:r>
-        <w:t>In spending and cost-effectiveness, Pennsylvania ranks 7th in capital and bridge disbursements, which are the costs of building new roads and bridges and widening existing ones. Pennsylvania ranks 20th in maintenance spending, such as the costs of repaving roads and filling in potholes. Pennsylvania’s administrative disbursements, including office spending that doesn’t make its way to roads, rank 15th nationwide.</w:t>
+        <w:t>In spending and cost-effectiveness, Pennsylvania ranks 10th in capital and bridge disbursements, which are the costs of building new roads and bridges and widening existing ones. Pennsylvania ranks 24th in maintenance spending, such as the costs of repaving roads and filling in potholes. Pennsylvania’s administrative disbursements, including office spending that doesn’t make its way to roads, rank 21st nationwide.</w:t>
       </w:r>
     </w:p>
     <w:p>
       <w:r>
-        <w:t>Compared to last year, Pennsylvania has the following notable changes in rankings: Other Fatality Rate worsened by 11 points, from 25 to 36; Rural Other Principal Arterial Pavement Condition worsened by 6 points, from 31 to 37; Administrative Disbursements improved by 16 points, from 31 to 15; Capital &amp; Bridge Disbursements improved by 10 points, from 17 to 7; Maintenance Disbursements improved by 17 points, from 37 to 20; Other Disbursements worsened by 6 points, from 33 to 39.</w:t>
+        <w:t>Compared to last year, Pennsylvania has the following notable changes in rankings: Administrative Disbursements worsened by 6 points, from 15 to 21; Urban Fatality Rate worsened by 9 points, from 21 to 30.</w:t>
       </w:r>
     </w:p>
     <w:p>
       <w:r>
-        <w:t>Compared to neighboring and nearby states, Pennsylvania’s overall highway performance is worse than Delaware (32nd), Ohio (5th), West Virginia (30th), and Maryland (34th); better than New Jersey (40th).</w:t>
+        <w:t>Compared to neighboring and nearby states, Pennsylvania’s overall highway performance is worse than Delaware (31st), Ohio (5th), and West Virginia (32nd); better than Maryland (36th) and New Jersey (41st).</w:t>
       </w:r>
     </w:p>
     <w:p>
       <w:r>
-        <w:t>Comparing its overall performance to similarly populated states, Pennsylvania ranks better than New York (47th) and Illinois (37th).</w:t>
+        <w:t>Comparing its overall performance to similarly populated states, Pennsylvania ranks better than New York (46th) and Illinois (37th).</w:t>
       </w:r>
     </w:p>
     <w:p>
       <w:r>
-        <w:t>Pennsylvania’s highway system ranks 36th out of 50 states overall this year, compared to 37th last year.</w:t>
+        <w:t>Pennsylvania’s highway system ranks 35th out of 50 states overall this year, compared to 36th last year.</w:t>
       </w:r>
     </w:p>
     <w:p>
       <w:r>
-        <w:t>“In terms of improving in the road condition and performance categories, Pennsylvania should focus on reducing Structurally Deficient Bridges and Urbanized Area Congestion. Pennsylvania’s rank of 45th in Structurally Deficient Bridges makes it one of the worst in the nation for this safety metric,” said Baruch Feigenbaum, lead author of the 29th Annual Highway Report and senior managing director of transportation policy at Reason Foundation.</w:t>
+        <w:t>“In terms of improving in the road condition and performance categories, Pennsylvania should focus on reducing Structurally Deficient Bridges and Urban Interstate Pavement Condition. Pennsylvania’s rank of 45th in Structurally Deficient Bridges makes it one of the worst in the nation for this safety metric,” said Baruch Feigenbaum, lead author of the 30th Annual Highway Report and senior managing director of transportation policy at Reason Foundation.</w:t>
       </w:r>
     </w:p>
     <w:p>
@@ -70,7 +70,7 @@
           <w:color w:val="FF5500"/>
           <w:sz w:val="28"/>
         </w:rPr>
-        <w:t>PENNSYLVANIA’S RANKINGS IN THE 29TH ANNUAL HIGHWAY REPORT</w:t>
+        <w:t>PENNSYLVANIA’S RANKINGS IN THE 30TH ANNUAL HIGHWAY REPORT</w:t>
       </w:r>
     </w:p>
     <w:tbl>
@@ -148,7 +148,7 @@
               <w:rPr>
                 <w:sz w:val="20"/>
               </w:rPr>
-              <w:t>36</w:t>
+              <w:t>35</w:t>
             </w:r>
           </w:p>
         </w:tc>
@@ -179,7 +179,7 @@
               <w:rPr>
                 <w:sz w:val="20"/>
               </w:rPr>
-              <w:t>7</w:t>
+              <w:t>10</w:t>
             </w:r>
           </w:p>
         </w:tc>
@@ -212,7 +212,7 @@
               <w:rPr>
                 <w:sz w:val="20"/>
               </w:rPr>
-              <w:t>20</w:t>
+              <w:t>24</w:t>
             </w:r>
           </w:p>
         </w:tc>
@@ -243,7 +243,7 @@
               <w:rPr>
                 <w:sz w:val="20"/>
               </w:rPr>
-              <w:t>15</w:t>
+              <w:t>21</w:t>
             </w:r>
           </w:p>
         </w:tc>
@@ -276,7 +276,7 @@
               <w:rPr>
                 <w:sz w:val="20"/>
               </w:rPr>
-              <w:t>39</w:t>
+              <w:t>37</w:t>
             </w:r>
           </w:p>
         </w:tc>
@@ -307,7 +307,7 @@
               <w:rPr>
                 <w:sz w:val="20"/>
               </w:rPr>
-              <w:t>41</w:t>
+              <w:t>39</w:t>
             </w:r>
           </w:p>
         </w:tc>
@@ -340,7 +340,7 @@
               <w:rPr>
                 <w:sz w:val="20"/>
               </w:rPr>
-              <w:t>37</w:t>
+              <w:t>33</w:t>
             </w:r>
           </w:p>
         </w:tc>
@@ -371,7 +371,7 @@
               <w:rPr>
                 <w:sz w:val="20"/>
               </w:rPr>
-              <w:t>40</w:t>
+              <w:t>43</w:t>
             </w:r>
           </w:p>
         </w:tc>
@@ -404,7 +404,7 @@
               <w:rPr>
                 <w:sz w:val="20"/>
               </w:rPr>
-              <w:t>37</w:t>
+              <w:t>39</w:t>
             </w:r>
           </w:p>
         </w:tc>
@@ -499,7 +499,7 @@
               <w:rPr>
                 <w:sz w:val="20"/>
               </w:rPr>
-              <w:t>8</w:t>
+              <w:t>6</w:t>
             </w:r>
           </w:p>
         </w:tc>
@@ -532,7 +532,7 @@
               <w:rPr>
                 <w:sz w:val="20"/>
               </w:rPr>
-              <w:t>21</w:t>
+              <w:t>30</w:t>
             </w:r>
           </w:p>
         </w:tc>
@@ -563,7 +563,7 @@
               <w:rPr>
                 <w:sz w:val="20"/>
               </w:rPr>
-              <w:t>36</w:t>
+              <w:t>35</w:t>
             </w:r>
           </w:p>
         </w:tc>
@@ -572,12 +572,12 @@
     <w:p>
       <w:r>
         <w:br/>
-        <w:t>Reason Foundation’s 29th Annual Highway Report measures the condition and cost- effectiveness of state-controlled highways in 13 categories, including pavement and bridge conditions, traffic fatalities, and spending. In the performance categories, ranking first implies the state has the best or lowest fatality rate and its road pavement is in the best condition. A ranking of 50th in performance categories means the state has the worst fatality rates or pavement conditions. In simplified terms, in the cost-effectiveness categories, a rank of 50 means the state spends more money, and a first-place ranking means the state spends less money than other states in that category.</w:t>
+        <w:t>Reason Foundation’s 30th Annual Highway Report measures the condition and cost-effectiveness of state-controlled highways in 13 categories, including pavement and bridge conditions, traffic fatalities, and spending. In the performance categories, ranking first implies the state has the best or lowest fatality rate and its road pavement is in the best condition. A ranking of 50th in performance categories means the state has the worst fatality rates or pavement conditions. In simplified terms, in the cost-effectiveness categories, a rank of 50 means the state spends more money, and a first-place ranking means the state spends less money than other states in that category.</w:t>
       </w:r>
     </w:p>
     <w:p>
       <w:r>
-        <w:t>The report’s data are primarily information each state directly reported to the Federal Highway Administration for 2023. Better Roads and Bridges provides the deficient bridge data, and INRIX.com provides the traffic congestion data.</w:t>
+        <w:t>The report’s data are primarily information each state directly reported to the Federal Highway Administration for 2024. Better Roads and Bridges provides the deficient bridge data, and INRIX.com provides the traffic congestion data.</w:t>
       </w:r>
     </w:p>
     <w:sectPr>
